--- a/homework/hw-02.docx
+++ b/homework/hw-02.docx
@@ -1063,13 +1063,13 @@
       </w:r>
     </w:p>
     <w:bookmarkEnd w:id="22"/>
-    <w:bookmarkStart w:id="23" w:name="part-4-real-data-new-this-year"/>
+    <w:bookmarkStart w:id="23" w:name="part-4-real-data"/>
     <w:p>
       <w:pPr>
         <w:pStyle w:val="Heading2"/>
       </w:pPr>
       <w:r>
-        <w:t xml:space="preserve">Part 4: Real Data (new this year)</w:t>
+        <w:t xml:space="preserve">Part 4: Real Data</w:t>
       </w:r>
     </w:p>
     <w:p>

--- a/homework/hw-02.docx
+++ b/homework/hw-02.docx
@@ -82,7 +82,209 @@
         <w:t xml:space="preserve">for credit.</w:t>
       </w:r>
     </w:p>
-    <w:bookmarkStart w:id="20" w:name="part-1-measures-of-central-tendency"/>
+    <w:tbl>
+      <w:tblPr>
+        <w:tblStyle w:val="Table"/>
+        <w:tblLook w:firstRow="0" w:lastRow="0" w:firstColumn="0" w:lastColumn="0" w:noHBand="0" w:noVBand="0" w:val="0000"/>
+        <w:tblBorders>
+          <w:top w:val="single" w:sz="4" w:space="0" w:color="CC1914"/>
+          <w:left w:val="single" w:sz="24" w:space="0" w:color="CC1914"/>
+          <w:bottom w:val="single" w:sz="4" w:space="0" w:color="CC1914"/>
+          <w:right w:val="single" w:sz="4" w:space="0" w:color="CC1914"/>
+        </w:tblBorders>
+        <w:tblCellMar>
+          <w:left w:w="144" w:type="dxa"/>
+          <w:right w:w="144" w:type="dxa"/>
+        </w:tblCellMar>
+        <w:tblLook w:firstRow="0" w:lastRow="0" w:firstColumn="0" w:lastColumn="0" w:noHBand="0" w:noVBand="0" w:val="0000"/>
+      </w:tblPr>
+      <w:tr>
+        <w:trPr>
+          <w:cantSplit/>
+        </w:trPr>
+        <w:tc>
+          <w:tcPr>
+            <w:shd w:color="auto" w:fill="f7dddc" w:val="clear"/>
+            <w:tcMar>
+              <w:top w:w="92" w:type="dxa"/>
+              <w:bottom w:w="92" w:type="dxa"/>
+            </w:tcMar>
+          </w:tcPr>
+          <w:p>
+            <w:pPr>
+              <w:pStyle w:val="BodyText"/>
+            </w:pPr>
+            <w:pPr>
+              <w:spacing w:before="0" w:after="0"/>
+              <w:textAlignment w:val="center"/>
+            </w:pPr>
+            <w:r>
+              <w:drawing>
+                <wp:inline>
+                  <wp:extent cx="152400" cy="152400"/>
+                  <wp:effectExtent b="0" l="0" r="0" t="0"/>
+                  <wp:docPr descr="" title="" id="21" name="Picture"/>
+                  <a:graphic>
+                    <a:graphicData uri="http://schemas.openxmlformats.org/drawingml/2006/picture">
+                      <pic:pic>
+                        <pic:nvPicPr>
+                          <pic:cNvPr descr="/Users/mourtgosstudio/opt/share/formats/docx/important.png" id="22" name="Picture"/>
+                          <pic:cNvPicPr>
+                            <a:picLocks noChangeArrowheads="1" noChangeAspect="1"/>
+                          </pic:cNvPicPr>
+                        </pic:nvPicPr>
+                        <pic:blipFill>
+                          <a:blip r:embed="rId20"/>
+                          <a:stretch>
+                            <a:fillRect/>
+                          </a:stretch>
+                        </pic:blipFill>
+                        <pic:spPr bwMode="auto">
+                          <a:xfrm>
+                            <a:off x="0" y="0"/>
+                            <a:ext cx="152400" cy="152400"/>
+                          </a:xfrm>
+                          <a:prstGeom prst="rect">
+                            <a:avLst/>
+                          </a:prstGeom>
+                          <a:noFill/>
+                          <a:ln w="9525">
+                            <a:noFill/>
+                            <a:headEnd/>
+                            <a:tailEnd/>
+                          </a:ln>
+                        </pic:spPr>
+                      </pic:pic>
+                    </a:graphicData>
+                  </a:graphic>
+                </wp:inline>
+              </w:drawing>
+            </w:r>
+            <w:r>
+              <w:t xml:space="preserve"> </w:t>
+            </w:r>
+            <w:r>
+              <w:t xml:space="preserve"> </w:t>
+            </w:r>
+            <w:r>
+              <w:t xml:space="preserve">Before you start: one package to install</w:t>
+            </w:r>
+          </w:p>
+        </w:tc>
+      </w:tr>
+      <w:tr>
+        <w:trPr>
+          <w:cantSplit/>
+        </w:trPr>
+        <w:tc>
+          <w:tcPr>
+            <w:tcMar>
+              <w:top w:w="108" w:type="dxa"/>
+              <w:bottom w:w="108" w:type="dxa"/>
+            </w:tcMar>
+          </w:tcPr>
+          <w:p>
+            <w:pPr>
+              <w:pStyle w:val="BodyText"/>
+            </w:pPr>
+            <w:pPr>
+              <w:spacing w:before="16"/>
+            </w:pPr>
+            <w:r>
+              <w:t xml:space="preserve">This homework uses</w:t>
+            </w:r>
+            <w:r>
+              <w:t xml:space="preserve"> </w:t>
+            </w:r>
+            <w:r>
+              <w:rPr>
+                <w:rStyle w:val="VerbatimChar"/>
+              </w:rPr>
+              <w:t xml:space="preserve">mfv()</w:t>
+            </w:r>
+            <w:r>
+              <w:t xml:space="preserve"> </w:t>
+            </w:r>
+            <w:r>
+              <w:t xml:space="preserve">from the</w:t>
+            </w:r>
+            <w:r>
+              <w:t xml:space="preserve"> </w:t>
+            </w:r>
+            <w:r>
+              <w:rPr>
+                <w:b/>
+                <w:bCs/>
+              </w:rPr>
+              <w:t xml:space="preserve">modeest</w:t>
+            </w:r>
+            <w:r>
+              <w:t xml:space="preserve"> </w:t>
+            </w:r>
+            <w:r>
+              <w:t xml:space="preserve">package. If you haven’t installed it yet, run this once in the Console:</w:t>
+            </w:r>
+          </w:p>
+          <w:p>
+            <w:pPr>
+              <w:pStyle w:val="SourceCode"/>
+            </w:pPr>
+            <w:r>
+              <w:rPr>
+                <w:rStyle w:val="FunctionTok"/>
+              </w:rPr>
+              <w:t xml:space="preserve">install.packages</w:t>
+            </w:r>
+            <w:r>
+              <w:rPr>
+                <w:rStyle w:val="NormalTok"/>
+              </w:rPr>
+              <w:t xml:space="preserve">(</w:t>
+            </w:r>
+            <w:r>
+              <w:rPr>
+                <w:rStyle w:val="StringTok"/>
+              </w:rPr>
+              <w:t xml:space="preserve">"modeest"</w:t>
+            </w:r>
+            <w:r>
+              <w:rPr>
+                <w:rStyle w:val="NormalTok"/>
+              </w:rPr>
+              <w:t xml:space="preserve">)</w:t>
+            </w:r>
+          </w:p>
+          <w:p>
+            <w:pPr>
+              <w:pStyle w:val="FirstParagraph"/>
+            </w:pPr>
+            <w:pPr>
+              <w:spacing w:after="16"/>
+            </w:pPr>
+            <w:r>
+              <w:t xml:space="preserve">Then put</w:t>
+            </w:r>
+            <w:r>
+              <w:t xml:space="preserve"> </w:t>
+            </w:r>
+            <w:r>
+              <w:rPr>
+                <w:rStyle w:val="VerbatimChar"/>
+              </w:rPr>
+              <w:t xml:space="preserve">library(modeest)</w:t>
+            </w:r>
+            <w:r>
+              <w:t xml:space="preserve"> </w:t>
+            </w:r>
+            <w:r>
+              <w:t xml:space="preserve">at the top of your script.</w:t>
+            </w:r>
+          </w:p>
+          <w:p/>
+        </w:tc>
+      </w:tr>
+    </w:tbl>
+    <w:bookmarkStart w:id="23" w:name="part-1-measures-of-central-tendency"/>
     <w:p>
       <w:pPr>
         <w:pStyle w:val="Heading2"/>
@@ -447,8 +649,8 @@
         <w:t xml:space="preserve">why might the mean give a misleading impression of typical sentence length in this example?</w:t>
       </w:r>
     </w:p>
-    <w:bookmarkEnd w:id="20"/>
-    <w:bookmarkStart w:id="21" w:name="part-2-measures-of-dispersion"/>
+    <w:bookmarkEnd w:id="23"/>
+    <w:bookmarkStart w:id="24" w:name="part-2-measures-of-dispersion"/>
     <w:p>
       <w:pPr>
         <w:pStyle w:val="Heading2"/>
@@ -814,8 +1016,8 @@
         <w:t xml:space="preserve">what do these measures tell you about the difference between the two vote distributions?</w:t>
       </w:r>
     </w:p>
-    <w:bookmarkEnd w:id="21"/>
-    <w:bookmarkStart w:id="22" w:name="part-3-exploring-distributions"/>
+    <w:bookmarkEnd w:id="24"/>
+    <w:bookmarkStart w:id="25" w:name="part-3-exploring-distributions"/>
     <w:p>
       <w:pPr>
         <w:pStyle w:val="Heading2"/>
@@ -1062,8 +1264,8 @@
         <w:t xml:space="preserve">Why might a Poisson distribution be useful in a criminal justice setting?</w:t>
       </w:r>
     </w:p>
-    <w:bookmarkEnd w:id="22"/>
-    <w:bookmarkStart w:id="23" w:name="part-4-real-data"/>
+    <w:bookmarkEnd w:id="25"/>
+    <w:bookmarkStart w:id="26" w:name="part-4-real-data"/>
     <w:p>
       <w:pPr>
         <w:pStyle w:val="Heading2"/>
@@ -1234,7 +1436,7 @@
         <w:t xml:space="preserve">symmetric or skewed? What does that tell you about how violence is distributed across Chicago’s communities?</w:t>
       </w:r>
     </w:p>
-    <w:bookmarkEnd w:id="23"/>
+    <w:bookmarkEnd w:id="26"/>
     <w:sectPr>
       <w:footnotePr>
         <w:numRestart w:val="eachSect"/>

--- a/homework/hw-02.docx
+++ b/homework/hw-02.docx
@@ -15,7 +15,7 @@
         <w:pStyle w:val="Subtitle"/>
       </w:pPr>
       <w:r>
-        <w:t xml:space="preserve">CRJU 705 · due before noon Tuesday ahead of Session 3</w:t>
+        <w:t xml:space="preserve">CRJU 705 · due by 11:59 pm Sunday ahead of Session 3</w:t>
       </w:r>
     </w:p>
     <w:p>

--- a/homework/hw-02.docx
+++ b/homework/hw-02.docx
@@ -1437,6 +1437,389 @@
       </w:r>
     </w:p>
     <w:bookmarkEnd w:id="26"/>
+    <w:bookmarkStart w:id="29" w:name="part-5-r4ds-exercises-required"/>
+    <w:p>
+      <w:pPr>
+        <w:pStyle w:val="Heading2"/>
+      </w:pPr>
+      <w:r>
+        <w:t xml:space="preserve">Part 5: R4DS Exercises (required)</w:t>
+      </w:r>
+    </w:p>
+    <w:p>
+      <w:pPr>
+        <w:pStyle w:val="FirstParagraph"/>
+      </w:pPr>
+      <w:r>
+        <w:t xml:space="preserve">From your R4DS reading for Session 3 —</w:t>
+      </w:r>
+      <w:r>
+        <w:t xml:space="preserve"> </w:t>
+      </w:r>
+      <w:hyperlink r:id="rId27">
+        <w:r>
+          <w:rPr>
+            <w:rStyle w:val="Hyperlink"/>
+            <w:b/>
+            <w:bCs/>
+          </w:rPr>
+          <w:t xml:space="preserve">Ch. 3</w:t>
+        </w:r>
+      </w:hyperlink>
+      <w:r>
+        <w:t xml:space="preserve"> </w:t>
+      </w:r>
+      <w:r>
+        <w:t xml:space="preserve">and</w:t>
+      </w:r>
+      <w:r>
+        <w:t xml:space="preserve"> </w:t>
+      </w:r>
+      <w:hyperlink r:id="rId28">
+        <w:r>
+          <w:rPr>
+            <w:rStyle w:val="Hyperlink"/>
+            <w:b/>
+            <w:bCs/>
+          </w:rPr>
+          <w:t xml:space="preserve">Ch. 4</w:t>
+        </w:r>
+      </w:hyperlink>
+      <w:r>
+        <w:t xml:space="preserve">. Ch. 3 uses the</w:t>
+      </w:r>
+      <w:r>
+        <w:t xml:space="preserve"> </w:t>
+      </w:r>
+      <w:r>
+        <w:rPr>
+          <w:rStyle w:val="VerbatimChar"/>
+        </w:rPr>
+        <w:t xml:space="preserve">flights</w:t>
+      </w:r>
+      <w:r>
+        <w:t xml:space="preserve"> </w:t>
+      </w:r>
+      <w:r>
+        <w:t xml:space="preserve">data, so install it once first:</w:t>
+      </w:r>
+    </w:p>
+    <w:p>
+      <w:pPr>
+        <w:pStyle w:val="SourceCode"/>
+      </w:pPr>
+      <w:r>
+        <w:rPr>
+          <w:rStyle w:val="FunctionTok"/>
+        </w:rPr>
+        <w:t xml:space="preserve">install.packages</w:t>
+      </w:r>
+      <w:r>
+        <w:rPr>
+          <w:rStyle w:val="NormalTok"/>
+        </w:rPr>
+        <w:t xml:space="preserve">(</w:t>
+      </w:r>
+      <w:r>
+        <w:rPr>
+          <w:rStyle w:val="StringTok"/>
+        </w:rPr>
+        <w:t xml:space="preserve">"nycflights13"</w:t>
+      </w:r>
+      <w:r>
+        <w:rPr>
+          <w:rStyle w:val="NormalTok"/>
+        </w:rPr>
+        <w:t xml:space="preserve">)</w:t>
+      </w:r>
+      <w:r>
+        <w:br/>
+      </w:r>
+      <w:r>
+        <w:rPr>
+          <w:rStyle w:val="FunctionTok"/>
+        </w:rPr>
+        <w:t xml:space="preserve">library</w:t>
+      </w:r>
+      <w:r>
+        <w:rPr>
+          <w:rStyle w:val="NormalTok"/>
+        </w:rPr>
+        <w:t xml:space="preserve">(nycflights13)</w:t>
+      </w:r>
+    </w:p>
+    <w:p>
+      <w:pPr>
+        <w:pStyle w:val="FirstParagraph"/>
+      </w:pPr>
+      <w:r>
+        <w:t xml:space="preserve">Work these in the</w:t>
+      </w:r>
+      <w:r>
+        <w:t xml:space="preserve"> </w:t>
+      </w:r>
+      <w:r>
+        <w:rPr>
+          <w:b/>
+          <w:bCs/>
+        </w:rPr>
+        <w:t xml:space="preserve">same</w:t>
+      </w:r>
+      <w:r>
+        <w:rPr>
+          <w:b/>
+          <w:bCs/>
+        </w:rPr>
+        <w:t xml:space="preserve"> </w:t>
+      </w:r>
+      <w:r>
+        <w:rPr>
+          <w:rStyle w:val="VerbatimChar"/>
+          <w:b/>
+          <w:bCs/>
+        </w:rPr>
+        <w:t xml:space="preserve">.R</w:t>
+      </w:r>
+      <w:r>
+        <w:rPr>
+          <w:b/>
+          <w:bCs/>
+        </w:rPr>
+        <w:t xml:space="preserve"> </w:t>
+      </w:r>
+      <w:r>
+        <w:rPr>
+          <w:b/>
+          <w:bCs/>
+        </w:rPr>
+        <w:t xml:space="preserve">script</w:t>
+      </w:r>
+      <w:r>
+        <w:t xml:space="preserve"> </w:t>
+      </w:r>
+      <w:r>
+        <w:t xml:space="preserve">as the rest of this homework, under a clear</w:t>
+      </w:r>
+      <w:r>
+        <w:t xml:space="preserve"> </w:t>
+      </w:r>
+      <w:r>
+        <w:rPr>
+          <w:rStyle w:val="VerbatimChar"/>
+        </w:rPr>
+        <w:t xml:space="preserve"># ---- R4DS ----</w:t>
+      </w:r>
+      <w:r>
+        <w:t xml:space="preserve"> </w:t>
+      </w:r>
+      <w:r>
+        <w:t xml:space="preserve">comment header. Label each answer with its exercise number.</w:t>
+      </w:r>
+    </w:p>
+    <w:p>
+      <w:pPr>
+        <w:pStyle w:val="Compact"/>
+        <w:numPr>
+          <w:ilvl w:val="0"/>
+          <w:numId w:val="1007"/>
+        </w:numPr>
+      </w:pPr>
+      <w:r>
+        <w:rPr>
+          <w:b/>
+          <w:bCs/>
+        </w:rPr>
+        <w:t xml:space="preserve">3.2.5</w:t>
+      </w:r>
+      <w:r>
+        <w:t xml:space="preserve"> </w:t>
+      </w:r>
+      <w:r>
+        <w:t xml:space="preserve">#1 (</w:t>
+      </w:r>
+      <w:r>
+        <w:rPr>
+          <w:rStyle w:val="VerbatimChar"/>
+        </w:rPr>
+        <w:t xml:space="preserve">filter()</w:t>
+      </w:r>
+      <w:r>
+        <w:t xml:space="preserve"> </w:t>
+      </w:r>
+      <w:r>
+        <w:t xml:space="preserve">against a pile of conditions) and</w:t>
+      </w:r>
+      <w:r>
+        <w:t xml:space="preserve"> </w:t>
+      </w:r>
+      <w:r>
+        <w:rPr>
+          <w:b/>
+          <w:bCs/>
+        </w:rPr>
+        <w:t xml:space="preserve">#2</w:t>
+      </w:r>
+      <w:r>
+        <w:t xml:space="preserve"> </w:t>
+      </w:r>
+      <w:r>
+        <w:t xml:space="preserve">(</w:t>
+      </w:r>
+      <w:r>
+        <w:rPr>
+          <w:rStyle w:val="VerbatimChar"/>
+        </w:rPr>
+        <w:t xml:space="preserve">arrange()</w:t>
+      </w:r>
+      <w:r>
+        <w:t xml:space="preserve"> </w:t>
+      </w:r>
+      <w:r>
+        <w:t xml:space="preserve">to find the extremes)</w:t>
+      </w:r>
+    </w:p>
+    <w:p>
+      <w:pPr>
+        <w:pStyle w:val="Compact"/>
+        <w:numPr>
+          <w:ilvl w:val="0"/>
+          <w:numId w:val="1007"/>
+        </w:numPr>
+      </w:pPr>
+      <w:r>
+        <w:rPr>
+          <w:b/>
+          <w:bCs/>
+        </w:rPr>
+        <w:t xml:space="preserve">3.3.5</w:t>
+      </w:r>
+      <w:r>
+        <w:t xml:space="preserve"> </w:t>
+      </w:r>
+      <w:r>
+        <w:t xml:space="preserve">#2 (several routes to the same</w:t>
+      </w:r>
+      <w:r>
+        <w:t xml:space="preserve"> </w:t>
+      </w:r>
+      <w:r>
+        <w:rPr>
+          <w:rStyle w:val="VerbatimChar"/>
+        </w:rPr>
+        <w:t xml:space="preserve">select()</w:t>
+      </w:r>
+      <w:r>
+        <w:t xml:space="preserve">) and</w:t>
+      </w:r>
+      <w:r>
+        <w:t xml:space="preserve"> </w:t>
+      </w:r>
+      <w:r>
+        <w:rPr>
+          <w:b/>
+          <w:bCs/>
+        </w:rPr>
+        <w:t xml:space="preserve">#6</w:t>
+      </w:r>
+      <w:r>
+        <w:t xml:space="preserve"> </w:t>
+      </w:r>
+      <w:r>
+        <w:t xml:space="preserve">(</w:t>
+      </w:r>
+      <w:r>
+        <w:rPr>
+          <w:rStyle w:val="VerbatimChar"/>
+        </w:rPr>
+        <w:t xml:space="preserve">rename()</w:t>
+      </w:r>
+      <w:r>
+        <w:t xml:space="preserve"> </w:t>
+      </w:r>
+      <w:r>
+        <w:t xml:space="preserve">+</w:t>
+      </w:r>
+      <w:r>
+        <w:t xml:space="preserve"> </w:t>
+      </w:r>
+      <w:r>
+        <w:rPr>
+          <w:rStyle w:val="VerbatimChar"/>
+        </w:rPr>
+        <w:t xml:space="preserve">relocate()</w:t>
+      </w:r>
+      <w:r>
+        <w:t xml:space="preserve">)</w:t>
+      </w:r>
+    </w:p>
+    <w:p>
+      <w:pPr>
+        <w:pStyle w:val="Compact"/>
+        <w:numPr>
+          <w:ilvl w:val="0"/>
+          <w:numId w:val="1007"/>
+        </w:numPr>
+      </w:pPr>
+      <w:r>
+        <w:rPr>
+          <w:b/>
+          <w:bCs/>
+        </w:rPr>
+        <w:t xml:space="preserve">3.5.7</w:t>
+      </w:r>
+      <w:r>
+        <w:t xml:space="preserve"> </w:t>
+      </w:r>
+      <w:r>
+        <w:t xml:space="preserve">#3 (how delays vary across the day —</w:t>
+      </w:r>
+      <w:r>
+        <w:t xml:space="preserve"> </w:t>
+      </w:r>
+      <w:r>
+        <w:rPr>
+          <w:rStyle w:val="VerbatimChar"/>
+        </w:rPr>
+        <w:t xml:space="preserve">summarize()</w:t>
+      </w:r>
+      <w:r>
+        <w:t xml:space="preserve"> </w:t>
+      </w:r>
+      <w:r>
+        <w:t xml:space="preserve">into a plot)</w:t>
+      </w:r>
+    </w:p>
+    <w:p>
+      <w:pPr>
+        <w:pStyle w:val="Compact"/>
+        <w:numPr>
+          <w:ilvl w:val="0"/>
+          <w:numId w:val="1007"/>
+        </w:numPr>
+      </w:pPr>
+      <w:r>
+        <w:rPr>
+          <w:b/>
+          <w:bCs/>
+        </w:rPr>
+        <w:t xml:space="preserve">4.6</w:t>
+      </w:r>
+      <w:r>
+        <w:t xml:space="preserve"> </w:t>
+      </w:r>
+      <w:r>
+        <w:t xml:space="preserve">#1 (restyle the two pipelines; paste your restyled version as code)</w:t>
+      </w:r>
+    </w:p>
+    <w:p>
+      <w:pPr>
+        <w:pStyle w:val="FirstParagraph"/>
+      </w:pPr>
+      <w:r>
+        <w:t xml:space="preserve">This is the biggest R4DS set of the semester, on purpose: Ch. 3 is the chapter your final project runs on.</w:t>
+      </w:r>
+    </w:p>
+    <w:bookmarkEnd w:id="29"/>
     <w:sectPr>
       <w:footnotePr>
         <w:numRestart w:val="eachSect"/>
@@ -1863,6 +2246,9 @@
     <w:lvlOverride w:ilvl="8">
       <w:startOverride w:val="1"/>
     </w:lvlOverride>
+  </w:num>
+  <w:num w:numId="1007">
+    <w:abstractNumId w:val="991"/>
   </w:num>
 </w:numbering>
 </file>
